--- a/testakten/statusfeststellung-gmbh-geschaeftsfuehrer-minderheit-erlangen/12_notarurkunde_satzungsneufassung_2023.docx
+++ b/testakten/statusfeststellung-gmbh-geschaeftsfuehrer-minderheit-erlangen/12_notarurkunde_satzungsneufassung_2023.docx
@@ -29,7 +29,7 @@
           <w:i w:val="0"/>
           <w:sz w:val="22"/>
         </w:rPr>
-        <w:t>Verhandelt in Erlangen am 24.02.2023. Vor mir, dem unterzeichnenden Notar, erschienen die Gesellschafter der Neuralis MedTech GmbH, vertreten wie im Beurkundungsprotokoll ausgewiesen, und erklaerten einstimmig folgenden Beschluss:</w:t>
+        <w:t>Verhandelt in Erlangen am 24.02.2023. Vor mir, dem unterzeichnenden Notar, erschienen die Gesellschafter der Neuralis MedTech GmbH, vertreten wie im Beurkundungsprotokoll ausgewiesen, und erklärten einstimmig folgenden Beschluss:</w:t>
       </w:r>
     </w:p>
     <w:p>
@@ -48,7 +48,7 @@
           <w:i w:val="0"/>
           <w:sz w:val="22"/>
         </w:rPr>
-        <w:t>1.1 Der Gesellschaftsvertrag der Neuralis MedTech GmbH vom 22.05.2021 wird in der als Anlage beigefuegten Fassung vollstaendig neu gefasst.</w:t>
+        <w:t>1.1 Der Gesellschaftsvertrag der Neuralis MedTech GmbH vom 22.05.2021 wird in der als Anlage beigefügten Fassung vollständig neu gefasst.</w:t>
       </w:r>
     </w:p>
     <w:p>
@@ -59,7 +59,7 @@
           <w:i w:val="0"/>
           <w:sz w:val="22"/>
         </w:rPr>
-        <w:t>1.2 Wesentliche Aenderungen gegenueber der Vorfassung sind die Einfuehrung eines dreikoepfigen Beirats mit Zustimmungsvorbehalten nach Paragraf 7 der Neufassung, die Anpassung der Mehrheitserfordernisse in Paragraf 6 und die Neufassung der Regeln zur Geschaeftsfuehrung in Paragraf 4.</w:t>
+        <w:t>1.2 Wesentliche Änderungen gegenüber der Vorfassung sind die Einführung eines dreiköpfigen Beirats mit Zustimmungsvorbehalten nach Paragraf 7 der Neufassung, die Anpassung der Mehrheitserfordernisse in Paragraf 6 und die Neufassung der Regeln zur Geschäftsführung in Paragraf 4.</w:t>
       </w:r>
     </w:p>
     <w:p>
@@ -78,7 +78,7 @@
           <w:i w:val="0"/>
           <w:sz w:val="22"/>
         </w:rPr>
-        <w:t>Die FrankenHealth Ventures GmbH stimmte mit 51 Stimmen dafuer. Dr. Henrik Vogt stimmte mit 32 Stimmen dafuer. Dr. Miriam Seidl stimmte mit 17 Stimmen dafuer. Der Beschluss wurde einstimmig gefasst.</w:t>
+        <w:t>Die FrankenHealth Ventures GmbH stimmte mit 51 Stimmen dafür. Dr. Henrik Vogt stimmte mit 32 Stimmen dafür. Dr. Miriam Seidl stimmte mit 17 Stimmen dafür. Der Beschluss wurde einstimmig gefasst.</w:t>
       </w:r>
     </w:p>
     <w:p>
@@ -86,7 +86,7 @@
         <w:pStyle w:val="Heading2"/>
       </w:pPr>
       <w:r>
-        <w:t>3 Hintergrund laut Erklaerung der Beteiligten</w:t>
+        <w:t>3 Hintergrund laut Erklärung der Beteiligten</w:t>
       </w:r>
     </w:p>
     <w:p>
@@ -97,7 +97,7 @@
           <w:i w:val="0"/>
           <w:sz w:val="22"/>
         </w:rPr>
-        <w:t>Die Beteiligten erklaerten zu Protokoll, dass nach dem Einstieg der FrankenHealth Ventures GmbH im Jahr 2021 eine formalisierte Beiratsstruktur eingerichtet werden solle, um die operative Steuerung von Dr. Vogt und die finanzielle Aufsicht des Fonds klar zu trennen. Dr. Vogt erklaerte, er lege Wert darauf, weiterhin einzelvertretungsberechtigter Geschaeftsfuehrer mit Befreiung von Paragraf 181 BGB zu bleiben.</w:t>
+        <w:t>Die Beteiligten erklärten zu Protokoll, dass nach dem Einstieg der FrankenHealth Ventures GmbH im Jahr 2021 eine formalisierte Beiratsstruktur eingerichtet werden solle, um die operative Steuerung von Dr. Vogt und die finanzielle Aufsicht des Fonds klar zu trennen. Dr. Vogt erklärte, er lege Wert darauf, weiterhin einzelvertretungsberechtigter Geschäftsführer mit Befreiung von Paragraf 181 BGB zu bleiben.</w:t>
       </w:r>
     </w:p>
     <w:p>
@@ -116,7 +116,7 @@
           <w:i w:val="0"/>
           <w:sz w:val="22"/>
         </w:rPr>
-        <w:t>Der Notar wurde beauftragt, die Neufassung zur Eintragung beim Handelsregister des Amtsgerichts Fuerth einzureichen. Die Eintragung erfolgte am 06.03.2023 unter HRB 18442.</w:t>
+        <w:t>Der Notar wurde beauftragt, die Neufassung zur Eintragung beim Handelsregister des Amtsgerichts Fürth einzureichen. Die Eintragung erfolgte am 06.03.2023 unter HRB 18442.</w:t>
       </w:r>
     </w:p>
     <w:p>
@@ -127,7 +127,7 @@
           <w:i w:val="0"/>
           <w:sz w:val="22"/>
         </w:rPr>
-        <w:t>Vorstehende Niederschrift wurde den Erschienenen vom Notar vorgelesen, von ihnen genehmigt und eigenhaendig unterschrieben.</w:t>
+        <w:t>Vorstehende Niederschrift wurde den Erschienenen vom Notar vorgelesen, von ihnen genehmigt und eigenhändig unterschrieben.</w:t>
       </w:r>
     </w:p>
     <w:p>
@@ -141,25 +141,101 @@
         <w:t>Erlangen, den 24.02.2023 - Dr. Alfons Reinboth, Notar</w:t>
       </w:r>
     </w:p>
-    <w:p>
-      <w:r>
-        <w:rPr>
-          <w:rFonts w:ascii="Times New Roman" w:hAnsi="Times New Roman"/>
-          <w:b w:val="0"/>
-          <w:i w:val="0"/>
-          <w:sz w:val="22"/>
-        </w:rPr>
-        <w:t>Formathinweis: Dieses Aktenstück wird in Times New Roman, 11 pt, mit ausschließlich dezimaler Gliederung ausgegeben.</w:t>
-      </w:r>
-    </w:p>
     <w:sectPr>
-      <w:pgSz w:w="12240" w:h="15840"/>
-      <w:pgMar w:top="1440" w:right="1800" w:bottom="1440" w:left="1800" w:header="720" w:footer="720" w:gutter="0"/>
+      <w:headerReference w:type="default" r:id="rId9"/>
+      <w:footerReference w:type="default" r:id="rId10"/>
+      <w:pgSz w:w="11906" w:h="16838"/>
+      <w:pgMar w:top="1440" w:right="1800" w:bottom="1440" w:left="1800" w:header="680" w:footer="567" w:gutter="0"/>
       <w:cols w:space="720"/>
       <w:docGrid w:linePitch="360"/>
     </w:sectPr>
   </w:body>
 </w:document>
+</file>
+
+<file path=word/footer1.xml><?xml version="1.0" encoding="utf-8"?>
+<w:ftr xmlns:m="http://schemas.openxmlformats.org/officeDocument/2006/math" xmlns:mc="http://schemas.openxmlformats.org/markup-compatibility/2006" xmlns:mo="http://schemas.microsoft.com/office/mac/office/2008/main" xmlns:mv="urn:schemas-microsoft-com:mac:vml" xmlns:o="urn:schemas-microsoft-com:office:office" xmlns:r="http://schemas.openxmlformats.org/officeDocument/2006/relationships" xmlns:v="urn:schemas-microsoft-com:vml" xmlns:w10="urn:schemas-microsoft-com:office:word" xmlns:w14="http://schemas.microsoft.com/office/word/2010/wordml" xmlns:w="http://schemas.openxmlformats.org/wordprocessingml/2006/main" xmlns:wne="http://schemas.microsoft.com/office/word/2006/wordml" xmlns:wp14="http://schemas.microsoft.com/office/word/2010/wordprocessingDrawing" xmlns:wp="http://schemas.openxmlformats.org/drawingml/2006/wordprocessingDrawing" xmlns:wpc="http://schemas.microsoft.com/office/word/2010/wordprocessingCanvas" xmlns:wpg="http://schemas.microsoft.com/office/word/2010/wordprocessingGroup" xmlns:wpi="http://schemas.microsoft.com/office/word/2010/wordprocessingInk" xmlns:wps="http://schemas.microsoft.com/office/word/2010/wordprocessingShape" mc:Ignorable="w14 wp14">
+  <w:p>
+    <w:pPr>
+      <w:pStyle w:val="Footer"/>
+      <w:tabs>
+        <w:tab w:pos="9071" w:val="right"/>
+      </w:tabs>
+      <w:jc w:val="left"/>
+    </w:pPr>
+    <w:r>
+      <w:rPr>
+        <w:rFonts w:ascii="Times New Roman" w:hAnsi="Times New Roman"/>
+        <w:color w:val="6B6B66"/>
+        <w:sz w:val="16"/>
+      </w:rPr>
+    </w:r>
+    <w:r>
+      <w:rPr>
+        <w:rFonts w:ascii="Times New Roman" w:hAnsi="Times New Roman"/>
+        <w:color w:val="6B6B66"/>
+        <w:sz w:val="16"/>
+      </w:rPr>
+      <w:t>Neuralis MedTech GmbH</w:t>
+    </w:r>
+    <w:r>
+      <w:rPr>
+        <w:rFonts w:ascii="Times New Roman" w:hAnsi="Times New Roman"/>
+        <w:color w:val="6B6B66"/>
+        <w:sz w:val="16"/>
+      </w:rPr>
+      <w:tab/>
+      <w:t xml:space="preserve">Seite </w:t>
+    </w:r>
+    <w:r>
+      <w:rPr>
+        <w:rFonts w:ascii="Times New Roman" w:hAnsi="Times New Roman"/>
+        <w:color w:val="6B6B66"/>
+        <w:sz w:val="16"/>
+      </w:rPr>
+      <w:fldChar w:fldCharType="begin"/>
+      <w:instrText xml:space="preserve"> PAGE </w:instrText>
+      <w:fldChar w:fldCharType="end"/>
+    </w:r>
+  </w:p>
+</w:ftr>
+</file>
+
+<file path=word/header1.xml><?xml version="1.0" encoding="utf-8"?>
+<w:hdr xmlns:m="http://schemas.openxmlformats.org/officeDocument/2006/math" xmlns:mc="http://schemas.openxmlformats.org/markup-compatibility/2006" xmlns:mo="http://schemas.microsoft.com/office/mac/office/2008/main" xmlns:mv="urn:schemas-microsoft-com:mac:vml" xmlns:o="urn:schemas-microsoft-com:office:office" xmlns:r="http://schemas.openxmlformats.org/officeDocument/2006/relationships" xmlns:v="urn:schemas-microsoft-com:vml" xmlns:w10="urn:schemas-microsoft-com:office:word" xmlns:w14="http://schemas.microsoft.com/office/word/2010/wordml" xmlns:w="http://schemas.openxmlformats.org/wordprocessingml/2006/main" xmlns:wne="http://schemas.microsoft.com/office/word/2006/wordml" xmlns:wp14="http://schemas.microsoft.com/office/word/2010/wordprocessingDrawing" xmlns:wp="http://schemas.openxmlformats.org/drawingml/2006/wordprocessingDrawing" xmlns:wpc="http://schemas.microsoft.com/office/word/2010/wordprocessingCanvas" xmlns:wpg="http://schemas.microsoft.com/office/word/2010/wordprocessingGroup" xmlns:wpi="http://schemas.microsoft.com/office/word/2010/wordprocessingInk" xmlns:wps="http://schemas.microsoft.com/office/word/2010/wordprocessingShape" mc:Ignorable="w14 wp14">
+  <w:p>
+    <w:pPr>
+      <w:pStyle w:val="Header"/>
+      <w:jc w:val="left"/>
+    </w:pPr>
+    <w:r/>
+    <w:r>
+      <w:rPr>
+        <w:rFonts w:ascii="Times New Roman" w:hAnsi="Times New Roman"/>
+        <w:b/>
+        <w:color w:val="7B2D3B"/>
+        <w:sz w:val="24"/>
+      </w:rPr>
+      <w:t>Neuralis MedTech GmbH</w:t>
+    </w:r>
+  </w:p>
+  <w:p>
+    <w:pPr>
+      <w:jc w:val="left"/>
+      <w:pBdr>
+        <w:bottom w:val="single" w:sz="6" w:space="2" w:color="7B2D3B"/>
+      </w:pBdr>
+    </w:pPr>
+    <w:r>
+      <w:rPr>
+        <w:rFonts w:ascii="Times New Roman" w:hAnsi="Times New Roman"/>
+        <w:color w:val="6B6B66"/>
+        <w:sz w:val="16"/>
+      </w:rPr>
+      <w:t>Unternehmen · Urkundenrolle Nr. 214/2023 des Notars Dr. Alfons Re</w:t>
+    </w:r>
+  </w:p>
+</w:hdr>
 </file>
 
 <file path=word/numbering.xml><?xml version="1.0" encoding="utf-8"?>
